--- a/audit-examples/Data_Sourcing_and_Lineage_SOP_v2_1.docx
+++ b/audit-examples/Data_Sourcing_and_Lineage_SOP_v2_1.docx
@@ -1555,7 +1555,7 @@
           <w:sz w:val="21"/>
           <w:szCs w:val="21"/>
         </w:rPr>
-        <w:t xml:space="preserve">Retention of Risk Assessment data is governed by enterprise privacy and records-retention standards. The Risk Assessment MCC Team references the authoritative standard for each storage zone and verifies, on a defined cadence, that retained data remains within the approved retention period. Retention standards are set by enterprise policy; this process references them and evidences adherence.</w:t>
+        <w:t xml:space="preserve">Retention and disposition of Risk Assessment data are governed by enterprise policy and the enterprise Data Retention and Disposition (DRD) Procedure. This SOP references those standards; it does not set them.</w:t>
       </w:r>
     </w:p>
     <w:p>
@@ -1570,97 +1570,20 @@
           <w:sz w:val="22"/>
           <w:szCs w:val="22"/>
         </w:rPr>
-        <w:t xml:space="preserve">Governing standards</w:t>
-      </w:r>
-    </w:p>
-    <w:p>
-      <w:pPr>
-        <w:pStyle w:val="ListParagraph"/>
-        <w:numPr>
-          <w:ilvl w:val="0"/>
-          <w:numId w:val="2"/>
-        </w:numPr>
-        <w:spacing w:after="40"/>
-      </w:pPr>
-      <w:r>
-        <w:rPr>
-          <w:rFonts w:ascii="Arial" w:cs="Arial" w:eastAsia="Arial" w:hAnsi="Arial"/>
-          <w:sz w:val="21"/>
-          <w:szCs w:val="21"/>
-        </w:rPr>
-        <w:t xml:space="preserve">Curated Data Zone / CA AZ (year-over-year Risk Assessment data) — </w:t>
-      </w:r>
-      <w:r>
-        <w:rPr>
-          <w:rFonts w:ascii="Arial" w:cs="Arial" w:eastAsia="Arial" w:hAnsi="Arial"/>
-          <w:b/>
-          <w:bCs/>
-          <w:sz w:val="21"/>
-          <w:szCs w:val="21"/>
-        </w:rPr>
-        <w:t xml:space="preserve">PIA-012176 – Canada GAML AZ (CAGAML00BI0001) – Risk Assessment data to be Loaded (v.7)</w:t>
-      </w:r>
-      <w:r>
-        <w:rPr>
-          <w:rFonts w:ascii="Arial" w:cs="Arial" w:eastAsia="Arial" w:hAnsi="Arial"/>
-          <w:sz w:val="21"/>
-          <w:szCs w:val="21"/>
-        </w:rPr>
-        <w:t xml:space="preserve">. Approved retention period: </w:t>
-      </w:r>
-      <w:r>
-        <w:rPr>
-          <w:rFonts w:ascii="Arial" w:cs="Arial" w:eastAsia="Arial" w:hAnsi="Arial"/>
-          <w:b/>
-          <w:bCs/>
-          <w:sz w:val="21"/>
-          <w:szCs w:val="21"/>
-        </w:rPr>
-        <w:t xml:space="preserve">Active + 5 years</w:t>
-      </w:r>
-      <w:r>
-        <w:rPr>
-          <w:rFonts w:ascii="Arial" w:cs="Arial" w:eastAsia="Arial" w:hAnsi="Arial"/>
-          <w:sz w:val="21"/>
-          <w:szCs w:val="21"/>
-        </w:rPr>
-        <w:t xml:space="preserve"> (end of assessment + 5 years per the Enterprise Retention schedule; retention code CRL-17-GLB).</w:t>
-      </w:r>
-    </w:p>
-    <w:p>
-      <w:pPr>
-        <w:pStyle w:val="ListParagraph"/>
-        <w:numPr>
-          <w:ilvl w:val="0"/>
-          <w:numId w:val="2"/>
-        </w:numPr>
-        <w:spacing w:after="40"/>
-      </w:pPr>
-      <w:r>
-        <w:rPr>
-          <w:rFonts w:ascii="Arial" w:cs="Arial" w:eastAsia="Arial" w:hAnsi="Arial"/>
-          <w:sz w:val="21"/>
-          <w:szCs w:val="21"/>
-        </w:rPr>
-        <w:t xml:space="preserve">Source zone — </w:t>
-      </w:r>
-      <w:r>
-        <w:rPr>
-          <w:rFonts w:ascii="Arial" w:cs="Arial" w:eastAsia="Arial" w:hAnsi="Arial"/>
-          <w:b/>
-          <w:bCs/>
-          <w:sz w:val="21"/>
-          <w:szCs w:val="21"/>
-        </w:rPr>
-        <w:t xml:space="preserve">Rahona SRZ Data Retention Policy</w:t>
-      </w:r>
-      <w:r>
-        <w:rPr>
-          <w:rFonts w:ascii="Arial" w:cs="Arial" w:eastAsia="Arial" w:hAnsi="Arial"/>
-          <w:sz w:val="21"/>
-          <w:szCs w:val="21"/>
-        </w:rPr>
-        <w:t xml:space="preserve">.</w:t>
+        <w:t xml:space="preserve">Lifecycle</w:t>
+      </w:r>
+    </w:p>
+    <w:p>
+      <w:pPr>
+        <w:spacing w:after="120"/>
+      </w:pPr>
+      <w:r>
+        <w:rPr>
+          <w:rFonts w:ascii="Arial" w:cs="Arial" w:eastAsia="Arial" w:hAnsi="Arial"/>
+          <w:sz w:val="21"/>
+          <w:szCs w:val="21"/>
+        </w:rPr>
+        <w:t xml:space="preserve">Risk Assessment data follows the enterprise data lifecycle defined in the TD Data Guidebook, in which Retention &amp; Archival and Disposition &amp; Purging are the two final states.</w:t>
       </w:r>
     </w:p>
     <w:p>
@@ -1675,7 +1598,7 @@
           <w:sz w:val="22"/>
           <w:szCs w:val="22"/>
         </w:rPr>
-        <w:t xml:space="preserve">Objective</w:t>
+        <w:t xml:space="preserve">Retention</w:t>
       </w:r>
     </w:p>
     <w:p>
@@ -1688,7 +1611,63 @@
           <w:sz w:val="21"/>
           <w:szCs w:val="21"/>
         </w:rPr>
-        <w:t xml:space="preserve">Confirm that Risk Assessment data is retained in accordance with the approved retention standard and that adherence is evidenced.</w:t>
+        <w:t xml:space="preserve">The Record Retention Schedule (RRS) — formerly the Enterprise Retention Schedule — defines retention requirements for records. Data and information (records and non-records) must be retained until retention requirements have been met. Retention applies by storage zone:</w:t>
+      </w:r>
+    </w:p>
+    <w:p>
+      <w:pPr>
+        <w:pStyle w:val="ListParagraph"/>
+        <w:numPr>
+          <w:ilvl w:val="0"/>
+          <w:numId w:val="2"/>
+        </w:numPr>
+        <w:spacing w:after="40"/>
+      </w:pPr>
+      <w:r>
+        <w:rPr>
+          <w:rFonts w:ascii="Arial" w:cs="Arial" w:eastAsia="Arial" w:hAnsi="Arial"/>
+          <w:b/>
+          <w:bCs/>
+          <w:sz w:val="21"/>
+          <w:szCs w:val="21"/>
+        </w:rPr>
+        <w:t xml:space="preserve">CA AZ (Canada GAML AZ, CAGAML00BI0001) — </w:t>
+      </w:r>
+      <w:r>
+        <w:rPr>
+          <w:rFonts w:ascii="Arial" w:cs="Arial" w:eastAsia="Arial" w:hAnsi="Arial"/>
+          <w:sz w:val="21"/>
+          <w:szCs w:val="21"/>
+        </w:rPr>
+        <w:t xml:space="preserve">PIA-012176 – Risk Assessment data to be Loaded (v.7) sets retention at Active + 5 years (end of assessment + 5 years; retention code CRL-17-GLB).</w:t>
+      </w:r>
+    </w:p>
+    <w:p>
+      <w:pPr>
+        <w:pStyle w:val="ListParagraph"/>
+        <w:numPr>
+          <w:ilvl w:val="0"/>
+          <w:numId w:val="2"/>
+        </w:numPr>
+        <w:spacing w:after="40"/>
+      </w:pPr>
+      <w:r>
+        <w:rPr>
+          <w:rFonts w:ascii="Arial" w:cs="Arial" w:eastAsia="Arial" w:hAnsi="Arial"/>
+          <w:b/>
+          <w:bCs/>
+          <w:sz w:val="21"/>
+          <w:szCs w:val="21"/>
+        </w:rPr>
+        <w:t xml:space="preserve">Curated Data Zone (CZ / CDZ) — </w:t>
+      </w:r>
+      <w:r>
+        <w:rPr>
+          <w:rFonts w:ascii="Arial" w:cs="Arial" w:eastAsia="Arial" w:hAnsi="Arial"/>
+          <w:sz w:val="21"/>
+          <w:szCs w:val="21"/>
+        </w:rPr>
+        <w:t xml:space="preserve">a cloud storage area in Rahona, not an AZ; follows the Rahona SRZ / CZ Data Retention Policy.</w:t>
       </w:r>
     </w:p>
     <w:p>
@@ -1703,97 +1682,20 @@
           <w:sz w:val="22"/>
           <w:szCs w:val="22"/>
         </w:rPr>
-        <w:t xml:space="preserve">Steps</w:t>
-      </w:r>
-    </w:p>
-    <w:p>
-      <w:pPr>
-        <w:pStyle w:val="ListParagraph"/>
-        <w:numPr>
-          <w:ilvl w:val="0"/>
-          <w:numId w:val="2"/>
-        </w:numPr>
-        <w:spacing w:after="40"/>
-      </w:pPr>
-      <w:r>
-        <w:rPr>
-          <w:rFonts w:ascii="Arial" w:cs="Arial" w:eastAsia="Arial" w:hAnsi="Arial"/>
-          <w:sz w:val="21"/>
-          <w:szCs w:val="21"/>
-        </w:rPr>
-        <w:t xml:space="preserve">Reference the approved retention standard for each storage zone: PIA-012176 for the Curated Data Zone / CA AZ, and the Rahona SRZ Data Retention Policy for the source zone.</w:t>
-      </w:r>
-    </w:p>
-    <w:p>
-      <w:pPr>
-        <w:pStyle w:val="ListParagraph"/>
-        <w:numPr>
-          <w:ilvl w:val="0"/>
-          <w:numId w:val="2"/>
-        </w:numPr>
-        <w:spacing w:after="40"/>
-      </w:pPr>
-      <w:r>
-        <w:rPr>
-          <w:rFonts w:ascii="Arial" w:cs="Arial" w:eastAsia="Arial" w:hAnsi="Arial"/>
-          <w:sz w:val="21"/>
-          <w:szCs w:val="21"/>
-        </w:rPr>
-        <w:t xml:space="preserve">On the defined cadence, the assigned reviewer confirms that Risk Assessment data in the Curated Data Zone is within the Active + 5 years retention period, measured from the end of assessment.</w:t>
-      </w:r>
-    </w:p>
-    <w:p>
-      <w:pPr>
-        <w:pStyle w:val="ListParagraph"/>
-        <w:numPr>
-          <w:ilvl w:val="0"/>
-          <w:numId w:val="2"/>
-        </w:numPr>
-        <w:spacing w:after="40"/>
-      </w:pPr>
-      <w:r>
-        <w:rPr>
-          <w:rFonts w:ascii="Arial" w:cs="Arial" w:eastAsia="Arial" w:hAnsi="Arial"/>
-          <w:sz w:val="21"/>
-          <w:szCs w:val="21"/>
-        </w:rPr>
-        <w:t xml:space="preserve">Record the result in the Retention Check record: the standard applied, the end-of-assessment date, the oldest data held, and the within-standard determination.</w:t>
-      </w:r>
-    </w:p>
-    <w:p>
-      <w:pPr>
-        <w:pStyle w:val="ListParagraph"/>
-        <w:numPr>
-          <w:ilvl w:val="0"/>
-          <w:numId w:val="2"/>
-        </w:numPr>
-        <w:spacing w:after="40"/>
-      </w:pPr>
-      <w:r>
-        <w:rPr>
-          <w:rFonts w:ascii="Arial" w:cs="Arial" w:eastAsia="Arial" w:hAnsi="Arial"/>
-          <w:sz w:val="21"/>
-          <w:szCs w:val="21"/>
-        </w:rPr>
-        <w:t xml:space="preserve">Confirm completion by email and file the completed Retention Check record and confirmation in the SharePoint evidence location.</w:t>
-      </w:r>
-    </w:p>
-    <w:p>
-      <w:pPr>
-        <w:pStyle w:val="ListParagraph"/>
-        <w:numPr>
-          <w:ilvl w:val="0"/>
-          <w:numId w:val="2"/>
-        </w:numPr>
-        <w:spacing w:after="40"/>
-      </w:pPr>
-      <w:r>
-        <w:rPr>
-          <w:rFonts w:ascii="Arial" w:cs="Arial" w:eastAsia="Arial" w:hAnsi="Arial"/>
-          <w:sz w:val="21"/>
-          <w:szCs w:val="21"/>
-        </w:rPr>
-        <w:t xml:space="preserve">Route any data approaching or exceeding the retention period through the RAID log and a Jira ticket to the retention owner for a documented decision: removal, retention with justification, or formal risk acceptance.</w:t>
+        <w:t xml:space="preserve">Disposition</w:t>
+      </w:r>
+    </w:p>
+    <w:p>
+      <w:pPr>
+        <w:spacing w:after="120"/>
+      </w:pPr>
+      <w:r>
+        <w:rPr>
+          <w:rFonts w:ascii="Arial" w:cs="Arial" w:eastAsia="Arial" w:hAnsi="Arial"/>
+          <w:sz w:val="21"/>
+          <w:szCs w:val="21"/>
+        </w:rPr>
+        <w:t xml:space="preserve">Per the DRD Procedure §3.2 (Procedure for Retention) and §3.3.1 Step 1 (Disposition, Automated or Manual), records should be disposed once they exceed their retention requirements and must be disposed within one (1) year after exceeding the retention period. Where possible, regular automated purge routines are recommended (§2.4) and should be coded into the system to automate retention and disposition based on the retention trigger and the retention period.</w:t>
       </w:r>
     </w:p>
     <w:p>
@@ -1808,860 +1710,7 @@
           <w:sz w:val="22"/>
           <w:szCs w:val="22"/>
         </w:rPr>
-        <w:t xml:space="preserve">Retention Check record</w:t>
-      </w:r>
-    </w:p>
-    <w:tbl>
-      <w:tblPr>
-        <w:tblW w:type="dxa" w:w="9360"/>
-        <w:tblBorders>
-          <w:top w:val="single" w:color="auto" w:sz="4"/>
-          <w:left w:val="single" w:color="auto" w:sz="4"/>
-          <w:bottom w:val="single" w:color="auto" w:sz="4"/>
-          <w:right w:val="single" w:color="auto" w:sz="4"/>
-          <w:insideH w:val="single" w:color="auto" w:sz="4"/>
-          <w:insideV w:val="single" w:color="auto" w:sz="4"/>
-        </w:tblBorders>
-      </w:tblPr>
-      <w:tblGrid>
-        <w:gridCol w:w="3600"/>
-        <w:gridCol w:w="5760"/>
-      </w:tblGrid>
-      <w:tr>
-        <w:trPr>
-          <w:tblHeader/>
-        </w:trPr>
-        <w:tc>
-          <w:tcPr>
-            <w:tcW w:type="dxa" w:w="3600"/>
-            <w:tcBorders>
-              <w:top w:val="single" w:color="BFBFBF" w:sz="4"/>
-              <w:left w:val="single" w:color="BFBFBF" w:sz="4"/>
-              <w:bottom w:val="single" w:color="BFBFBF" w:sz="4"/>
-              <w:right w:val="single" w:color="BFBFBF" w:sz="4"/>
-            </w:tcBorders>
-            <w:shd w:fill="E3F2E6" w:val="clear"/>
-            <w:tcMar>
-              <w:top w:type="dxa" w:w="50"/>
-              <w:left w:type="dxa" w:w="110"/>
-              <w:bottom w:type="dxa" w:w="50"/>
-              <w:right w:type="dxa" w:w="110"/>
-            </w:tcMar>
-          </w:tcPr>
-          <w:p>
-            <w:r>
-              <w:rPr>
-                <w:rFonts w:ascii="Arial" w:cs="Arial" w:eastAsia="Arial" w:hAnsi="Arial"/>
-                <w:b/>
-                <w:bCs/>
-                <w:color w:val="145214"/>
-                <w:sz w:val="20"/>
-                <w:szCs w:val="20"/>
-              </w:rPr>
-              <w:t xml:space="preserve">Field</w:t>
-            </w:r>
-          </w:p>
-        </w:tc>
-        <w:tc>
-          <w:tcPr>
-            <w:tcW w:type="dxa" w:w="5760"/>
-            <w:tcBorders>
-              <w:top w:val="single" w:color="BFBFBF" w:sz="4"/>
-              <w:left w:val="single" w:color="BFBFBF" w:sz="4"/>
-              <w:bottom w:val="single" w:color="BFBFBF" w:sz="4"/>
-              <w:right w:val="single" w:color="BFBFBF" w:sz="4"/>
-            </w:tcBorders>
-            <w:shd w:fill="E3F2E6" w:val="clear"/>
-            <w:tcMar>
-              <w:top w:type="dxa" w:w="50"/>
-              <w:left w:type="dxa" w:w="110"/>
-              <w:bottom w:type="dxa" w:w="50"/>
-              <w:right w:type="dxa" w:w="110"/>
-            </w:tcMar>
-          </w:tcPr>
-          <w:p>
-            <w:r>
-              <w:rPr>
-                <w:rFonts w:ascii="Arial" w:cs="Arial" w:eastAsia="Arial" w:hAnsi="Arial"/>
-                <w:b/>
-                <w:bCs/>
-                <w:color w:val="145214"/>
-                <w:sz w:val="20"/>
-                <w:szCs w:val="20"/>
-              </w:rPr>
-              <w:t xml:space="preserve">Entry</w:t>
-            </w:r>
-          </w:p>
-        </w:tc>
-      </w:tr>
-      <w:tr>
-        <w:tc>
-          <w:tcPr>
-            <w:tcW w:type="dxa" w:w="3600"/>
-            <w:tcBorders>
-              <w:top w:val="single" w:color="BFBFBF" w:sz="4"/>
-              <w:left w:val="single" w:color="BFBFBF" w:sz="4"/>
-              <w:bottom w:val="single" w:color="BFBFBF" w:sz="4"/>
-              <w:right w:val="single" w:color="BFBFBF" w:sz="4"/>
-            </w:tcBorders>
-            <w:tcMar>
-              <w:top w:type="dxa" w:w="50"/>
-              <w:left w:type="dxa" w:w="110"/>
-              <w:bottom w:type="dxa" w:w="50"/>
-              <w:right w:type="dxa" w:w="110"/>
-            </w:tcMar>
-          </w:tcPr>
-          <w:p>
-            <w:r>
-              <w:rPr>
-                <w:rFonts w:ascii="Arial" w:cs="Arial" w:eastAsia="Arial" w:hAnsi="Arial"/>
-                <w:b/>
-                <w:bCs/>
-                <w:sz w:val="20"/>
-                <w:szCs w:val="20"/>
-              </w:rPr>
-              <w:t xml:space="preserve">Check date</w:t>
-            </w:r>
-          </w:p>
-        </w:tc>
-        <w:tc>
-          <w:tcPr>
-            <w:tcW w:type="dxa" w:w="5760"/>
-            <w:tcBorders>
-              <w:top w:val="single" w:color="BFBFBF" w:sz="4"/>
-              <w:left w:val="single" w:color="BFBFBF" w:sz="4"/>
-              <w:bottom w:val="single" w:color="BFBFBF" w:sz="4"/>
-              <w:right w:val="single" w:color="BFBFBF" w:sz="4"/>
-            </w:tcBorders>
-            <w:tcMar>
-              <w:top w:type="dxa" w:w="50"/>
-              <w:left w:type="dxa" w:w="110"/>
-              <w:bottom w:type="dxa" w:w="50"/>
-              <w:right w:type="dxa" w:w="110"/>
-            </w:tcMar>
-          </w:tcPr>
-          <w:p>
-            <w:r>
-              <w:rPr>
-                <w:rFonts w:ascii="Arial" w:cs="Arial" w:eastAsia="Arial" w:hAnsi="Arial"/>
-                <w:sz w:val="20"/>
-                <w:szCs w:val="20"/>
-              </w:rPr>
-              <w:t xml:space="preserve"/>
-            </w:r>
-          </w:p>
-        </w:tc>
-      </w:tr>
-      <w:tr>
-        <w:tc>
-          <w:tcPr>
-            <w:tcW w:type="dxa" w:w="3600"/>
-            <w:tcBorders>
-              <w:top w:val="single" w:color="BFBFBF" w:sz="4"/>
-              <w:left w:val="single" w:color="BFBFBF" w:sz="4"/>
-              <w:bottom w:val="single" w:color="BFBFBF" w:sz="4"/>
-              <w:right w:val="single" w:color="BFBFBF" w:sz="4"/>
-            </w:tcBorders>
-            <w:tcMar>
-              <w:top w:type="dxa" w:w="50"/>
-              <w:left w:type="dxa" w:w="110"/>
-              <w:bottom w:type="dxa" w:w="50"/>
-              <w:right w:type="dxa" w:w="110"/>
-            </w:tcMar>
-          </w:tcPr>
-          <w:p>
-            <w:r>
-              <w:rPr>
-                <w:rFonts w:ascii="Arial" w:cs="Arial" w:eastAsia="Arial" w:hAnsi="Arial"/>
-                <w:b/>
-                <w:bCs/>
-                <w:sz w:val="20"/>
-                <w:szCs w:val="20"/>
-              </w:rPr>
-              <w:t xml:space="preserve">Reviewer</w:t>
-            </w:r>
-          </w:p>
-        </w:tc>
-        <w:tc>
-          <w:tcPr>
-            <w:tcW w:type="dxa" w:w="5760"/>
-            <w:tcBorders>
-              <w:top w:val="single" w:color="BFBFBF" w:sz="4"/>
-              <w:left w:val="single" w:color="BFBFBF" w:sz="4"/>
-              <w:bottom w:val="single" w:color="BFBFBF" w:sz="4"/>
-              <w:right w:val="single" w:color="BFBFBF" w:sz="4"/>
-            </w:tcBorders>
-            <w:tcMar>
-              <w:top w:type="dxa" w:w="50"/>
-              <w:left w:type="dxa" w:w="110"/>
-              <w:bottom w:type="dxa" w:w="50"/>
-              <w:right w:type="dxa" w:w="110"/>
-            </w:tcMar>
-          </w:tcPr>
-          <w:p>
-            <w:r>
-              <w:rPr>
-                <w:rFonts w:ascii="Arial" w:cs="Arial" w:eastAsia="Arial" w:hAnsi="Arial"/>
-                <w:sz w:val="20"/>
-                <w:szCs w:val="20"/>
-              </w:rPr>
-              <w:t xml:space="preserve"/>
-            </w:r>
-          </w:p>
-        </w:tc>
-      </w:tr>
-      <w:tr>
-        <w:tc>
-          <w:tcPr>
-            <w:tcW w:type="dxa" w:w="3600"/>
-            <w:tcBorders>
-              <w:top w:val="single" w:color="BFBFBF" w:sz="4"/>
-              <w:left w:val="single" w:color="BFBFBF" w:sz="4"/>
-              <w:bottom w:val="single" w:color="BFBFBF" w:sz="4"/>
-              <w:right w:val="single" w:color="BFBFBF" w:sz="4"/>
-            </w:tcBorders>
-            <w:tcMar>
-              <w:top w:type="dxa" w:w="50"/>
-              <w:left w:type="dxa" w:w="110"/>
-              <w:bottom w:type="dxa" w:w="50"/>
-              <w:right w:type="dxa" w:w="110"/>
-            </w:tcMar>
-          </w:tcPr>
-          <w:p>
-            <w:r>
-              <w:rPr>
-                <w:rFonts w:ascii="Arial" w:cs="Arial" w:eastAsia="Arial" w:hAnsi="Arial"/>
-                <w:b/>
-                <w:bCs/>
-                <w:sz w:val="20"/>
-                <w:szCs w:val="20"/>
-              </w:rPr>
-              <w:t xml:space="preserve">Cycle / period covered</w:t>
-            </w:r>
-          </w:p>
-        </w:tc>
-        <w:tc>
-          <w:tcPr>
-            <w:tcW w:type="dxa" w:w="5760"/>
-            <w:tcBorders>
-              <w:top w:val="single" w:color="BFBFBF" w:sz="4"/>
-              <w:left w:val="single" w:color="BFBFBF" w:sz="4"/>
-              <w:bottom w:val="single" w:color="BFBFBF" w:sz="4"/>
-              <w:right w:val="single" w:color="BFBFBF" w:sz="4"/>
-            </w:tcBorders>
-            <w:tcMar>
-              <w:top w:type="dxa" w:w="50"/>
-              <w:left w:type="dxa" w:w="110"/>
-              <w:bottom w:type="dxa" w:w="50"/>
-              <w:right w:type="dxa" w:w="110"/>
-            </w:tcMar>
-          </w:tcPr>
-          <w:p>
-            <w:r>
-              <w:rPr>
-                <w:rFonts w:ascii="Arial" w:cs="Arial" w:eastAsia="Arial" w:hAnsi="Arial"/>
-                <w:sz w:val="20"/>
-                <w:szCs w:val="20"/>
-              </w:rPr>
-              <w:t xml:space="preserve"/>
-            </w:r>
-          </w:p>
-        </w:tc>
-      </w:tr>
-      <w:tr>
-        <w:tc>
-          <w:tcPr>
-            <w:tcW w:type="dxa" w:w="3600"/>
-            <w:tcBorders>
-              <w:top w:val="single" w:color="BFBFBF" w:sz="4"/>
-              <w:left w:val="single" w:color="BFBFBF" w:sz="4"/>
-              <w:bottom w:val="single" w:color="BFBFBF" w:sz="4"/>
-              <w:right w:val="single" w:color="BFBFBF" w:sz="4"/>
-            </w:tcBorders>
-            <w:tcMar>
-              <w:top w:type="dxa" w:w="50"/>
-              <w:left w:type="dxa" w:w="110"/>
-              <w:bottom w:type="dxa" w:w="50"/>
-              <w:right w:type="dxa" w:w="110"/>
-            </w:tcMar>
-          </w:tcPr>
-          <w:p>
-            <w:r>
-              <w:rPr>
-                <w:rFonts w:ascii="Arial" w:cs="Arial" w:eastAsia="Arial" w:hAnsi="Arial"/>
-                <w:b/>
-                <w:bCs/>
-                <w:sz w:val="20"/>
-                <w:szCs w:val="20"/>
-              </w:rPr>
-              <w:t xml:space="preserve">Zone checked</w:t>
-            </w:r>
-          </w:p>
-        </w:tc>
-        <w:tc>
-          <w:tcPr>
-            <w:tcW w:type="dxa" w:w="5760"/>
-            <w:tcBorders>
-              <w:top w:val="single" w:color="BFBFBF" w:sz="4"/>
-              <w:left w:val="single" w:color="BFBFBF" w:sz="4"/>
-              <w:bottom w:val="single" w:color="BFBFBF" w:sz="4"/>
-              <w:right w:val="single" w:color="BFBFBF" w:sz="4"/>
-            </w:tcBorders>
-            <w:tcMar>
-              <w:top w:type="dxa" w:w="50"/>
-              <w:left w:type="dxa" w:w="110"/>
-              <w:bottom w:type="dxa" w:w="50"/>
-              <w:right w:type="dxa" w:w="110"/>
-            </w:tcMar>
-          </w:tcPr>
-          <w:p>
-            <w:r>
-              <w:rPr>
-                <w:rFonts w:ascii="Arial" w:cs="Arial" w:eastAsia="Arial" w:hAnsi="Arial"/>
-                <w:sz w:val="20"/>
-                <w:szCs w:val="20"/>
-              </w:rPr>
-              <w:t xml:space="preserve">Curated Data Zone / CA AZ · Rahona SRZ</w:t>
-            </w:r>
-          </w:p>
-        </w:tc>
-      </w:tr>
-      <w:tr>
-        <w:tc>
-          <w:tcPr>
-            <w:tcW w:type="dxa" w:w="3600"/>
-            <w:tcBorders>
-              <w:top w:val="single" w:color="BFBFBF" w:sz="4"/>
-              <w:left w:val="single" w:color="BFBFBF" w:sz="4"/>
-              <w:bottom w:val="single" w:color="BFBFBF" w:sz="4"/>
-              <w:right w:val="single" w:color="BFBFBF" w:sz="4"/>
-            </w:tcBorders>
-            <w:tcMar>
-              <w:top w:type="dxa" w:w="50"/>
-              <w:left w:type="dxa" w:w="110"/>
-              <w:bottom w:type="dxa" w:w="50"/>
-              <w:right w:type="dxa" w:w="110"/>
-            </w:tcMar>
-          </w:tcPr>
-          <w:p>
-            <w:r>
-              <w:rPr>
-                <w:rFonts w:ascii="Arial" w:cs="Arial" w:eastAsia="Arial" w:hAnsi="Arial"/>
-                <w:b/>
-                <w:bCs/>
-                <w:sz w:val="20"/>
-                <w:szCs w:val="20"/>
-              </w:rPr>
-              <w:t xml:space="preserve">Retention standard applied</w:t>
-            </w:r>
-          </w:p>
-        </w:tc>
-        <w:tc>
-          <w:tcPr>
-            <w:tcW w:type="dxa" w:w="5760"/>
-            <w:tcBorders>
-              <w:top w:val="single" w:color="BFBFBF" w:sz="4"/>
-              <w:left w:val="single" w:color="BFBFBF" w:sz="4"/>
-              <w:bottom w:val="single" w:color="BFBFBF" w:sz="4"/>
-              <w:right w:val="single" w:color="BFBFBF" w:sz="4"/>
-            </w:tcBorders>
-            <w:tcMar>
-              <w:top w:type="dxa" w:w="50"/>
-              <w:left w:type="dxa" w:w="110"/>
-              <w:bottom w:type="dxa" w:w="50"/>
-              <w:right w:type="dxa" w:w="110"/>
-            </w:tcMar>
-          </w:tcPr>
-          <w:p>
-            <w:r>
-              <w:rPr>
-                <w:rFonts w:ascii="Arial" w:cs="Arial" w:eastAsia="Arial" w:hAnsi="Arial"/>
-                <w:sz w:val="20"/>
-                <w:szCs w:val="20"/>
-              </w:rPr>
-              <w:t xml:space="preserve">Active + 5 years (PIA-012176; retention code CRL-17-GLB)</w:t>
-            </w:r>
-          </w:p>
-        </w:tc>
-      </w:tr>
-      <w:tr>
-        <w:tc>
-          <w:tcPr>
-            <w:tcW w:type="dxa" w:w="3600"/>
-            <w:tcBorders>
-              <w:top w:val="single" w:color="BFBFBF" w:sz="4"/>
-              <w:left w:val="single" w:color="BFBFBF" w:sz="4"/>
-              <w:bottom w:val="single" w:color="BFBFBF" w:sz="4"/>
-              <w:right w:val="single" w:color="BFBFBF" w:sz="4"/>
-            </w:tcBorders>
-            <w:tcMar>
-              <w:top w:type="dxa" w:w="50"/>
-              <w:left w:type="dxa" w:w="110"/>
-              <w:bottom w:type="dxa" w:w="50"/>
-              <w:right w:type="dxa" w:w="110"/>
-            </w:tcMar>
-          </w:tcPr>
-          <w:p>
-            <w:r>
-              <w:rPr>
-                <w:rFonts w:ascii="Arial" w:cs="Arial" w:eastAsia="Arial" w:hAnsi="Arial"/>
-                <w:b/>
-                <w:bCs/>
-                <w:sz w:val="20"/>
-                <w:szCs w:val="20"/>
-              </w:rPr>
-              <w:t xml:space="preserve">End-of-assessment date used</w:t>
-            </w:r>
-          </w:p>
-        </w:tc>
-        <w:tc>
-          <w:tcPr>
-            <w:tcW w:type="dxa" w:w="5760"/>
-            <w:tcBorders>
-              <w:top w:val="single" w:color="BFBFBF" w:sz="4"/>
-              <w:left w:val="single" w:color="BFBFBF" w:sz="4"/>
-              <w:bottom w:val="single" w:color="BFBFBF" w:sz="4"/>
-              <w:right w:val="single" w:color="BFBFBF" w:sz="4"/>
-            </w:tcBorders>
-            <w:tcMar>
-              <w:top w:type="dxa" w:w="50"/>
-              <w:left w:type="dxa" w:w="110"/>
-              <w:bottom w:type="dxa" w:w="50"/>
-              <w:right w:type="dxa" w:w="110"/>
-            </w:tcMar>
-          </w:tcPr>
-          <w:p>
-            <w:r>
-              <w:rPr>
-                <w:rFonts w:ascii="Arial" w:cs="Arial" w:eastAsia="Arial" w:hAnsi="Arial"/>
-                <w:sz w:val="20"/>
-                <w:szCs w:val="20"/>
-              </w:rPr>
-              <w:t xml:space="preserve"/>
-            </w:r>
-          </w:p>
-        </w:tc>
-      </w:tr>
-      <w:tr>
-        <w:tc>
-          <w:tcPr>
-            <w:tcW w:type="dxa" w:w="3600"/>
-            <w:tcBorders>
-              <w:top w:val="single" w:color="BFBFBF" w:sz="4"/>
-              <w:left w:val="single" w:color="BFBFBF" w:sz="4"/>
-              <w:bottom w:val="single" w:color="BFBFBF" w:sz="4"/>
-              <w:right w:val="single" w:color="BFBFBF" w:sz="4"/>
-            </w:tcBorders>
-            <w:tcMar>
-              <w:top w:type="dxa" w:w="50"/>
-              <w:left w:type="dxa" w:w="110"/>
-              <w:bottom w:type="dxa" w:w="50"/>
-              <w:right w:type="dxa" w:w="110"/>
-            </w:tcMar>
-          </w:tcPr>
-          <w:p>
-            <w:r>
-              <w:rPr>
-                <w:rFonts w:ascii="Arial" w:cs="Arial" w:eastAsia="Arial" w:hAnsi="Arial"/>
-                <w:b/>
-                <w:bCs/>
-                <w:sz w:val="20"/>
-                <w:szCs w:val="20"/>
-              </w:rPr>
-              <w:t xml:space="preserve">Oldest Risk Assessment data held (as-of date)</w:t>
-            </w:r>
-          </w:p>
-        </w:tc>
-        <w:tc>
-          <w:tcPr>
-            <w:tcW w:type="dxa" w:w="5760"/>
-            <w:tcBorders>
-              <w:top w:val="single" w:color="BFBFBF" w:sz="4"/>
-              <w:left w:val="single" w:color="BFBFBF" w:sz="4"/>
-              <w:bottom w:val="single" w:color="BFBFBF" w:sz="4"/>
-              <w:right w:val="single" w:color="BFBFBF" w:sz="4"/>
-            </w:tcBorders>
-            <w:tcMar>
-              <w:top w:type="dxa" w:w="50"/>
-              <w:left w:type="dxa" w:w="110"/>
-              <w:bottom w:type="dxa" w:w="50"/>
-              <w:right w:type="dxa" w:w="110"/>
-            </w:tcMar>
-          </w:tcPr>
-          <w:p>
-            <w:r>
-              <w:rPr>
-                <w:rFonts w:ascii="Arial" w:cs="Arial" w:eastAsia="Arial" w:hAnsi="Arial"/>
-                <w:sz w:val="20"/>
-                <w:szCs w:val="20"/>
-              </w:rPr>
-              <w:t xml:space="preserve"/>
-            </w:r>
-          </w:p>
-        </w:tc>
-      </w:tr>
-      <w:tr>
-        <w:tc>
-          <w:tcPr>
-            <w:tcW w:type="dxa" w:w="3600"/>
-            <w:tcBorders>
-              <w:top w:val="single" w:color="BFBFBF" w:sz="4"/>
-              <w:left w:val="single" w:color="BFBFBF" w:sz="4"/>
-              <w:bottom w:val="single" w:color="BFBFBF" w:sz="4"/>
-              <w:right w:val="single" w:color="BFBFBF" w:sz="4"/>
-            </w:tcBorders>
-            <w:tcMar>
-              <w:top w:type="dxa" w:w="50"/>
-              <w:left w:type="dxa" w:w="110"/>
-              <w:bottom w:type="dxa" w:w="50"/>
-              <w:right w:type="dxa" w:w="110"/>
-            </w:tcMar>
-          </w:tcPr>
-          <w:p>
-            <w:r>
-              <w:rPr>
-                <w:rFonts w:ascii="Arial" w:cs="Arial" w:eastAsia="Arial" w:hAnsi="Arial"/>
-                <w:b/>
-                <w:bCs/>
-                <w:sz w:val="20"/>
-                <w:szCs w:val="20"/>
-              </w:rPr>
-              <w:t xml:space="preserve">Within standard (≤ end of assessment + 5 years)?</w:t>
-            </w:r>
-          </w:p>
-        </w:tc>
-        <w:tc>
-          <w:tcPr>
-            <w:tcW w:type="dxa" w:w="5760"/>
-            <w:tcBorders>
-              <w:top w:val="single" w:color="BFBFBF" w:sz="4"/>
-              <w:left w:val="single" w:color="BFBFBF" w:sz="4"/>
-              <w:bottom w:val="single" w:color="BFBFBF" w:sz="4"/>
-              <w:right w:val="single" w:color="BFBFBF" w:sz="4"/>
-            </w:tcBorders>
-            <w:tcMar>
-              <w:top w:type="dxa" w:w="50"/>
-              <w:left w:type="dxa" w:w="110"/>
-              <w:bottom w:type="dxa" w:w="50"/>
-              <w:right w:type="dxa" w:w="110"/>
-            </w:tcMar>
-          </w:tcPr>
-          <w:p>
-            <w:r>
-              <w:rPr>
-                <w:rFonts w:ascii="Arial" w:cs="Arial" w:eastAsia="Arial" w:hAnsi="Arial"/>
-                <w:sz w:val="20"/>
-                <w:szCs w:val="20"/>
-              </w:rPr>
-              <w:t xml:space="preserve">Yes / No</w:t>
-            </w:r>
-          </w:p>
-        </w:tc>
-      </w:tr>
-      <w:tr>
-        <w:tc>
-          <w:tcPr>
-            <w:tcW w:type="dxa" w:w="3600"/>
-            <w:tcBorders>
-              <w:top w:val="single" w:color="BFBFBF" w:sz="4"/>
-              <w:left w:val="single" w:color="BFBFBF" w:sz="4"/>
-              <w:bottom w:val="single" w:color="BFBFBF" w:sz="4"/>
-              <w:right w:val="single" w:color="BFBFBF" w:sz="4"/>
-            </w:tcBorders>
-            <w:tcMar>
-              <w:top w:type="dxa" w:w="50"/>
-              <w:left w:type="dxa" w:w="110"/>
-              <w:bottom w:type="dxa" w:w="50"/>
-              <w:right w:type="dxa" w:w="110"/>
-            </w:tcMar>
-          </w:tcPr>
-          <w:p>
-            <w:r>
-              <w:rPr>
-                <w:rFonts w:ascii="Arial" w:cs="Arial" w:eastAsia="Arial" w:hAnsi="Arial"/>
-                <w:b/>
-                <w:bCs/>
-                <w:sz w:val="20"/>
-                <w:szCs w:val="20"/>
-              </w:rPr>
-              <w:t xml:space="preserve">Items flagged</w:t>
-            </w:r>
-          </w:p>
-        </w:tc>
-        <w:tc>
-          <w:tcPr>
-            <w:tcW w:type="dxa" w:w="5760"/>
-            <w:tcBorders>
-              <w:top w:val="single" w:color="BFBFBF" w:sz="4"/>
-              <w:left w:val="single" w:color="BFBFBF" w:sz="4"/>
-              <w:bottom w:val="single" w:color="BFBFBF" w:sz="4"/>
-              <w:right w:val="single" w:color="BFBFBF" w:sz="4"/>
-            </w:tcBorders>
-            <w:tcMar>
-              <w:top w:type="dxa" w:w="50"/>
-              <w:left w:type="dxa" w:w="110"/>
-              <w:bottom w:type="dxa" w:w="50"/>
-              <w:right w:type="dxa" w:w="110"/>
-            </w:tcMar>
-          </w:tcPr>
-          <w:p>
-            <w:r>
-              <w:rPr>
-                <w:rFonts w:ascii="Arial" w:cs="Arial" w:eastAsia="Arial" w:hAnsi="Arial"/>
-                <w:sz w:val="20"/>
-                <w:szCs w:val="20"/>
-              </w:rPr>
-              <w:t xml:space="preserve"/>
-            </w:r>
-          </w:p>
-        </w:tc>
-      </w:tr>
-      <w:tr>
-        <w:tc>
-          <w:tcPr>
-            <w:tcW w:type="dxa" w:w="3600"/>
-            <w:tcBorders>
-              <w:top w:val="single" w:color="BFBFBF" w:sz="4"/>
-              <w:left w:val="single" w:color="BFBFBF" w:sz="4"/>
-              <w:bottom w:val="single" w:color="BFBFBF" w:sz="4"/>
-              <w:right w:val="single" w:color="BFBFBF" w:sz="4"/>
-            </w:tcBorders>
-            <w:tcMar>
-              <w:top w:type="dxa" w:w="50"/>
-              <w:left w:type="dxa" w:w="110"/>
-              <w:bottom w:type="dxa" w:w="50"/>
-              <w:right w:type="dxa" w:w="110"/>
-            </w:tcMar>
-          </w:tcPr>
-          <w:p>
-            <w:r>
-              <w:rPr>
-                <w:rFonts w:ascii="Arial" w:cs="Arial" w:eastAsia="Arial" w:hAnsi="Arial"/>
-                <w:b/>
-                <w:bCs/>
-                <w:sz w:val="20"/>
-                <w:szCs w:val="20"/>
-              </w:rPr>
-              <w:t xml:space="preserve">Decision on flagged items</w:t>
-            </w:r>
-          </w:p>
-        </w:tc>
-        <w:tc>
-          <w:tcPr>
-            <w:tcW w:type="dxa" w:w="5760"/>
-            <w:tcBorders>
-              <w:top w:val="single" w:color="BFBFBF" w:sz="4"/>
-              <w:left w:val="single" w:color="BFBFBF" w:sz="4"/>
-              <w:bottom w:val="single" w:color="BFBFBF" w:sz="4"/>
-              <w:right w:val="single" w:color="BFBFBF" w:sz="4"/>
-            </w:tcBorders>
-            <w:tcMar>
-              <w:top w:type="dxa" w:w="50"/>
-              <w:left w:type="dxa" w:w="110"/>
-              <w:bottom w:type="dxa" w:w="50"/>
-              <w:right w:type="dxa" w:w="110"/>
-            </w:tcMar>
-          </w:tcPr>
-          <w:p>
-            <w:r>
-              <w:rPr>
-                <w:rFonts w:ascii="Arial" w:cs="Arial" w:eastAsia="Arial" w:hAnsi="Arial"/>
-                <w:sz w:val="20"/>
-                <w:szCs w:val="20"/>
-              </w:rPr>
-              <w:t xml:space="preserve">Remove / Retain with justification / Risk acceptance / N/A</w:t>
-            </w:r>
-          </w:p>
-        </w:tc>
-      </w:tr>
-      <w:tr>
-        <w:tc>
-          <w:tcPr>
-            <w:tcW w:type="dxa" w:w="3600"/>
-            <w:tcBorders>
-              <w:top w:val="single" w:color="BFBFBF" w:sz="4"/>
-              <w:left w:val="single" w:color="BFBFBF" w:sz="4"/>
-              <w:bottom w:val="single" w:color="BFBFBF" w:sz="4"/>
-              <w:right w:val="single" w:color="BFBFBF" w:sz="4"/>
-            </w:tcBorders>
-            <w:tcMar>
-              <w:top w:type="dxa" w:w="50"/>
-              <w:left w:type="dxa" w:w="110"/>
-              <w:bottom w:type="dxa" w:w="50"/>
-              <w:right w:type="dxa" w:w="110"/>
-            </w:tcMar>
-          </w:tcPr>
-          <w:p>
-            <w:r>
-              <w:rPr>
-                <w:rFonts w:ascii="Arial" w:cs="Arial" w:eastAsia="Arial" w:hAnsi="Arial"/>
-                <w:b/>
-                <w:bCs/>
-                <w:sz w:val="20"/>
-                <w:szCs w:val="20"/>
-              </w:rPr>
-              <w:t xml:space="preserve">RAID / Jira reference</w:t>
-            </w:r>
-          </w:p>
-        </w:tc>
-        <w:tc>
-          <w:tcPr>
-            <w:tcW w:type="dxa" w:w="5760"/>
-            <w:tcBorders>
-              <w:top w:val="single" w:color="BFBFBF" w:sz="4"/>
-              <w:left w:val="single" w:color="BFBFBF" w:sz="4"/>
-              <w:bottom w:val="single" w:color="BFBFBF" w:sz="4"/>
-              <w:right w:val="single" w:color="BFBFBF" w:sz="4"/>
-            </w:tcBorders>
-            <w:tcMar>
-              <w:top w:type="dxa" w:w="50"/>
-              <w:left w:type="dxa" w:w="110"/>
-              <w:bottom w:type="dxa" w:w="50"/>
-              <w:right w:type="dxa" w:w="110"/>
-            </w:tcMar>
-          </w:tcPr>
-          <w:p>
-            <w:r>
-              <w:rPr>
-                <w:rFonts w:ascii="Arial" w:cs="Arial" w:eastAsia="Arial" w:hAnsi="Arial"/>
-                <w:sz w:val="20"/>
-                <w:szCs w:val="20"/>
-              </w:rPr>
-              <w:t xml:space="preserve"/>
-            </w:r>
-          </w:p>
-        </w:tc>
-      </w:tr>
-      <w:tr>
-        <w:tc>
-          <w:tcPr>
-            <w:tcW w:type="dxa" w:w="3600"/>
-            <w:tcBorders>
-              <w:top w:val="single" w:color="BFBFBF" w:sz="4"/>
-              <w:left w:val="single" w:color="BFBFBF" w:sz="4"/>
-              <w:bottom w:val="single" w:color="BFBFBF" w:sz="4"/>
-              <w:right w:val="single" w:color="BFBFBF" w:sz="4"/>
-            </w:tcBorders>
-            <w:tcMar>
-              <w:top w:type="dxa" w:w="50"/>
-              <w:left w:type="dxa" w:w="110"/>
-              <w:bottom w:type="dxa" w:w="50"/>
-              <w:right w:type="dxa" w:w="110"/>
-            </w:tcMar>
-          </w:tcPr>
-          <w:p>
-            <w:r>
-              <w:rPr>
-                <w:rFonts w:ascii="Arial" w:cs="Arial" w:eastAsia="Arial" w:hAnsi="Arial"/>
-                <w:b/>
-                <w:bCs/>
-                <w:sz w:val="20"/>
-                <w:szCs w:val="20"/>
-              </w:rPr>
-              <w:t xml:space="preserve">Confirmation email filed in SharePoint</w:t>
-            </w:r>
-          </w:p>
-        </w:tc>
-        <w:tc>
-          <w:tcPr>
-            <w:tcW w:type="dxa" w:w="5760"/>
-            <w:tcBorders>
-              <w:top w:val="single" w:color="BFBFBF" w:sz="4"/>
-              <w:left w:val="single" w:color="BFBFBF" w:sz="4"/>
-              <w:bottom w:val="single" w:color="BFBFBF" w:sz="4"/>
-              <w:right w:val="single" w:color="BFBFBF" w:sz="4"/>
-            </w:tcBorders>
-            <w:tcMar>
-              <w:top w:type="dxa" w:w="50"/>
-              <w:left w:type="dxa" w:w="110"/>
-              <w:bottom w:type="dxa" w:w="50"/>
-              <w:right w:type="dxa" w:w="110"/>
-            </w:tcMar>
-          </w:tcPr>
-          <w:p>
-            <w:r>
-              <w:rPr>
-                <w:rFonts w:ascii="Arial" w:cs="Arial" w:eastAsia="Arial" w:hAnsi="Arial"/>
-                <w:sz w:val="20"/>
-                <w:szCs w:val="20"/>
-              </w:rPr>
-              <w:t xml:space="preserve"/>
-            </w:r>
-          </w:p>
-        </w:tc>
-      </w:tr>
-      <w:tr>
-        <w:tc>
-          <w:tcPr>
-            <w:tcW w:type="dxa" w:w="3600"/>
-            <w:tcBorders>
-              <w:top w:val="single" w:color="BFBFBF" w:sz="4"/>
-              <w:left w:val="single" w:color="BFBFBF" w:sz="4"/>
-              <w:bottom w:val="single" w:color="BFBFBF" w:sz="4"/>
-              <w:right w:val="single" w:color="BFBFBF" w:sz="4"/>
-            </w:tcBorders>
-            <w:tcMar>
-              <w:top w:type="dxa" w:w="50"/>
-              <w:left w:type="dxa" w:w="110"/>
-              <w:bottom w:type="dxa" w:w="50"/>
-              <w:right w:type="dxa" w:w="110"/>
-            </w:tcMar>
-          </w:tcPr>
-          <w:p>
-            <w:r>
-              <w:rPr>
-                <w:rFonts w:ascii="Arial" w:cs="Arial" w:eastAsia="Arial" w:hAnsi="Arial"/>
-                <w:b/>
-                <w:bCs/>
-                <w:sz w:val="20"/>
-                <w:szCs w:val="20"/>
-              </w:rPr>
-              <w:t xml:space="preserve">Reviewer sign-off</w:t>
-            </w:r>
-          </w:p>
-        </w:tc>
-        <w:tc>
-          <w:tcPr>
-            <w:tcW w:type="dxa" w:w="5760"/>
-            <w:tcBorders>
-              <w:top w:val="single" w:color="BFBFBF" w:sz="4"/>
-              <w:left w:val="single" w:color="BFBFBF" w:sz="4"/>
-              <w:bottom w:val="single" w:color="BFBFBF" w:sz="4"/>
-              <w:right w:val="single" w:color="BFBFBF" w:sz="4"/>
-            </w:tcBorders>
-            <w:tcMar>
-              <w:top w:type="dxa" w:w="50"/>
-              <w:left w:type="dxa" w:w="110"/>
-              <w:bottom w:type="dxa" w:w="50"/>
-              <w:right w:type="dxa" w:w="110"/>
-            </w:tcMar>
-          </w:tcPr>
-          <w:p>
-            <w:r>
-              <w:rPr>
-                <w:rFonts w:ascii="Arial" w:cs="Arial" w:eastAsia="Arial" w:hAnsi="Arial"/>
-                <w:sz w:val="20"/>
-                <w:szCs w:val="20"/>
-              </w:rPr>
-              <w:t xml:space="preserve"/>
-            </w:r>
-          </w:p>
-        </w:tc>
-      </w:tr>
-    </w:tbl>
-    <w:p>
-      <w:pPr>
-        <w:spacing w:after="40" w:before="100"/>
-      </w:pPr>
-      <w:r>
-        <w:rPr>
-          <w:rFonts w:ascii="Arial" w:cs="Arial" w:eastAsia="Arial" w:hAnsi="Arial"/>
-          <w:b/>
-          <w:bCs/>
-          <w:sz w:val="22"/>
-          <w:szCs w:val="22"/>
-        </w:rPr>
-        <w:t xml:space="preserve">Artifacts</w:t>
+        <w:t xml:space="preserve">References</w:t>
       </w:r>
     </w:p>
     <w:p>
@@ -2676,7 +1725,7 @@
           <w:szCs w:val="21"/>
           <w:u w:val="single"/>
         </w:rPr>
-        <w:t xml:space="preserve">PIA-012176 – Canada GAML AZ – Risk Assessment data to be Loaded (v.7)</w:t>
+        <w:t xml:space="preserve">TD Data Guidebook – data lifecycle</w:t>
       </w:r>
     </w:p>
     <w:p>
@@ -2691,7 +1740,7 @@
           <w:szCs w:val="21"/>
           <w:u w:val="single"/>
         </w:rPr>
-        <w:t xml:space="preserve">Rahona SRZ Data Retention Policy</w:t>
+        <w:t xml:space="preserve">Data Retention and Disposition (DRD) Procedure – §2.4, §3.2, §3.3.1</w:t>
       </w:r>
     </w:p>
     <w:p>
@@ -2706,7 +1755,37 @@
           <w:szCs w:val="21"/>
           <w:u w:val="single"/>
         </w:rPr>
-        <w:t xml:space="preserve">Retention Check records and confirmation emails (SharePoint)</w:t>
+        <w:t xml:space="preserve">Record Retention Schedule (RRS)</w:t>
+      </w:r>
+    </w:p>
+    <w:p>
+      <w:pPr>
+        <w:spacing w:after="60"/>
+      </w:pPr>
+      <w:r>
+        <w:rPr>
+          <w:rFonts w:ascii="Arial" w:cs="Arial" w:eastAsia="Arial" w:hAnsi="Arial"/>
+          <w:color w:val="1155CC"/>
+          <w:sz w:val="21"/>
+          <w:szCs w:val="21"/>
+          <w:u w:val="single"/>
+        </w:rPr>
+        <w:t xml:space="preserve">PIA-012176 – Canada GAML AZ (CAGAML00BI0001) – Risk Assessment data to be Loaded (v.7)</w:t>
+      </w:r>
+    </w:p>
+    <w:p>
+      <w:pPr>
+        <w:spacing w:after="60"/>
+      </w:pPr>
+      <w:r>
+        <w:rPr>
+          <w:rFonts w:ascii="Arial" w:cs="Arial" w:eastAsia="Arial" w:hAnsi="Arial"/>
+          <w:color w:val="1155CC"/>
+          <w:sz w:val="21"/>
+          <w:szCs w:val="21"/>
+          <w:u w:val="single"/>
+        </w:rPr>
+        <w:t xml:space="preserve">Rahona SRZ / CZ Data Retention Policy</w:t>
       </w:r>
     </w:p>
     <w:sectPr>
